--- a/quanly/document_templates/nghiem_thu_thanh_ly/Mau_TLHD.docx
+++ b/quanly/document_templates/nghiem_thu_thanh_ly/Mau_TLHD.docx
@@ -1677,8 +1677,8 @@
         </w:rPr>
         <w:sectPr>
           <w:footerReference w:type="default" r:id="rId10"/>
-          <w:pgSz w:w="11900" w:h="16850"/>
-          <w:pgMar w:top="1080" w:right="830" w:bottom="630" w:left="1170" w:header="720" w:footer="105" w:gutter="0"/>
+          <w:pgSz w:w="11906" w:h="16838"/>
+          <w:pgMar w:top="1134" w:right="1134" w:bottom="1134" w:left="1134" w:header="567" w:footer="567" w:gutter="0"/>
           <w:pgNumType w:start="1"/>
           <w:cols w:space="720"/>
           <w:docGrid w:linePitch="299"/>
@@ -4810,8 +4810,8 @@
     <w:p>
       <w:pPr>
         <w:sectPr>
-          <w:pgSz w:w="11900" w:h="16850"/>
-          <w:pgMar w:top="1080" w:right="1008" w:bottom="630" w:left="1170" w:header="720" w:footer="105" w:gutter="0"/>
+          <w:pgSz w:w="11906" w:h="16838"/>
+          <w:pgMar w:top="1134" w:right="1134" w:bottom="1134" w:left="1134" w:header="567" w:footer="567" w:gutter="0"/>
           <w:cols w:space="720"/>
           <w:docGrid w:linePitch="299"/>
         </w:sectPr>
@@ -4820,8 +4820,8 @@
     <w:p/>
     <w:sectPr>
       <w:type w:val="continuous"/>
-      <w:pgSz w:w="11900" w:h="16850"/>
-      <w:pgMar w:top="1080" w:right="1008" w:bottom="630" w:left="1170" w:header="720" w:footer="105" w:gutter="0"/>
+      <w:pgSz w:w="11906" w:h="16838"/>
+      <w:pgMar w:top="1134" w:right="1134" w:bottom="1134" w:left="1134" w:header="567" w:footer="567" w:gutter="0"/>
       <w:cols w:space="720"/>
       <w:docGrid w:linePitch="299"/>
     </w:sectPr>
